--- a/downloads/rooms/t14-l04-the-call-log-is-a-window-not-an-archive.docx
+++ b/downloads/rooms/t14-l04-the-call-log-is-a-window-not-an-archive.docx
@@ -49,7 +49,7 @@
     </w:p>
     <w:p>
       <w:r>
-        <w:t>confirm. The 60-day call log window is from a community article dated 14 July 2026. Confirm the current window before you promise it.. last checked 2026-10.</w:t>
+        <w:t>confirm. The 60-day call log window is from a community article dated 14 July 2026. Confirm the current window before you promise it. last checked 2026-10.</w:t>
       </w:r>
     </w:p>
   </w:body>
